--- a/templates/Шаблон_РОСМОЛ_услуги_ИП_v2_с_циклом.docx
+++ b/templates/Шаблон_РОСМОЛ_услуги_ИП_v2_с_циклом.docx
@@ -117,7 +117,7 @@
           <w:sz w:val="21"/>
           <w:szCs w:val="21"/>
         </w:rPr>
-        <w:t xml:space="preserve">ФЕДЕРАЛЬНОЕ ГОСУДАРСТВЕННОЕ БЮДЖЕТНОЕ ОБРАЗОВАТЕЛЬНОЕ УЧРЕЖДЕНИЕ ВЫСШЕГО ОБРАЗОВАНИЯ «САНКТ-ПЕТЕРБУРГСКИЙ ГОСУДАРСТВЕННЫЙ УНИВЕРСИТЕТ ПРОМЫШЛЕННЫХ ТЕХНОЛОГИЙ И ДИЗАЙНА», именуемое в дальнейшем «Заказчик», в лице проректора по информационной политике и приему Коробовцевой Анны Андреевны, действующего на основании доверенности от 16.01.2025 г. № 38-01-01-12/01-37, с одной стороны, и {contractor_full_name}, именуемый в дальнейшем «Исполнитель», {contractor_acting_basis}, совместно именуемые «Стороны»,  </w:t>
+        <w:t xml:space="preserve">{customer_full_name}, именуемое в дальнейшем «Заказчик», {customer_signatory_clause}, с одной стороны, и {contractor_full_name}, именуемый в дальнейшем «Исполнитель», {contractor_acting_basis}, совместно именуемые «Стороны»,  </w:t>
       </w:r>
       <w:bookmarkStart w:id="0" w:name="sub_1"/>
       <w:r>
@@ -209,6 +209,11 @@
       </w:r>
     </w:p>
     <w:p>
+      <w:r>
+        <w:t>{#appendices}</w:t>
+      </w:r>
+    </w:p>
+    <w:p>
       <w:pPr>
         <w:ind w:firstLine="567"/>
         <w:rPr>
@@ -223,7 +228,12 @@
           <w:sz w:val="21"/>
           <w:szCs w:val="21"/>
         </w:rPr>
-        <w:t>{#appendices}1.2.{appendix_number} Проектное решение «{project_solution_name}». Техническое задание – Приложение № {appendix_number} к настоящему договору.{/appendices}</w:t>
+        <w:t>1.2.{appendix_number} Проектное решение «{project_solution_name}». Техническое задание – Приложение № {appendix_number} к настоящему договору.</w:t>
+      </w:r>
+    </w:p>
+    <w:p>
+      <w:r>
+        <w:t>{/appendices}</w:t>
       </w:r>
     </w:p>
     <w:p>
@@ -1582,6 +1592,11 @@
       </w:r>
     </w:p>
     <w:p>
+      <w:r>
+        <w:t>{#appendices}</w:t>
+      </w:r>
+    </w:p>
+    <w:p>
       <w:pPr>
         <w:ind w:firstLine="567"/>
         <w:rPr>
@@ -1596,7 +1611,12 @@
           <w:sz w:val="21"/>
           <w:szCs w:val="21"/>
         </w:rPr>
-        <w:t xml:space="preserve">{#appendices}11.8.{appendix_number}. Приложение №{appendix_number} – Техническое задание на оказание услуг по {subject_description_short} для реализации проектного решения «{project_solution_name}».{/appendices}</w:t>
+        <w:t xml:space="preserve">11.8.{appendix_number}. Приложение №{appendix_number} – Техническое задание на оказание услуг по {subject_description_short} для реализации проектного решения «{project_solution_name}».</w:t>
+      </w:r>
+    </w:p>
+    <w:p>
+      <w:r>
+        <w:t>{/appendices}</w:t>
       </w:r>
     </w:p>
     <w:p>
@@ -1802,7 +1822,7 @@
                 <w:sz w:val="21"/>
                 <w:szCs w:val="21"/>
               </w:rPr>
-              <w:t>ФЕДЕРАЛЬНОЕ ГОСУДАРСТВЕННОЕ БЮДЖЕТНОЕ ОБРАЗОВАТЕЛЬНОЕ УЧРЕЖДЕНИЕ ВЫСШЕГО ОБРАЗОВАНИЯ "САНКТ-ПЕТЕРБУРГСКИЙ ГОСУДАРСТВЕННЫЙ УНИВЕРСИТЕТ ПРОМЫШЛЕННЫХ ТЕХНОЛОГИЙ И ДИЗАЙНА"</w:t>
+              <w:t>{customer_req_full_name}</w:t>
             </w:r>
           </w:p>
         </w:tc>
@@ -1838,15 +1858,7 @@
                 <w:sz w:val="21"/>
                 <w:szCs w:val="21"/>
               </w:rPr>
-              <w:t xml:space="preserve"> 196105, </w:t>
-            </w:r>
-            <w:r>
-              <w:rPr>
-                <w:rFonts w:ascii="Times New Roman" w:hAnsi="Times New Roman" w:cs="Times New Roman"/>
-                <w:sz w:val="21"/>
-                <w:szCs w:val="21"/>
-              </w:rPr>
-              <w:t xml:space="preserve">САНКТ-ПЕТЕРБУРГ, </w:t>
+              <w:t xml:space="preserve"> </w:t>
             </w:r>
             <w:r>
               <w:rPr>
@@ -2023,7 +2035,7 @@
                 <w:sz w:val="21"/>
                 <w:szCs w:val="21"/>
               </w:rPr>
-              <w:t>Адрес местонахождения: 191186, ГОРОД САНКТ-ПЕТЕРБУРГ, УЛИЦА БОЛЬШАЯ МОРСКАЯ, ДОМ 18, ЛИТЕР А</w:t>
+              <w:t>Адрес местонахождения: {customer_address}</w:t>
             </w:r>
           </w:p>
           <w:p>
@@ -2044,7 +2056,7 @@
                 <w:sz w:val="21"/>
                 <w:szCs w:val="21"/>
               </w:rPr>
-              <w:t>ИНН/ КПП 7808042283/784001001</w:t>
+              <w:t>ИНН/ КПП {customer_inn_kpp}</w:t>
             </w:r>
           </w:p>
           <w:p>
@@ -2086,7 +2098,7 @@
                 <w:sz w:val="21"/>
                 <w:szCs w:val="21"/>
               </w:rPr>
-              <w:t>Управление Федерального казначейства по г. Санкт-Петербургу ОКЦ № 1 ВВГУ Банка России//УФК по Нижегородской области г Нижний Новгород</w:t>
+              <w:t>{customer_bank_authority}</w:t>
             </w:r>
           </w:p>
           <w:p>
@@ -2107,7 +2119,7 @@
                 <w:sz w:val="21"/>
                 <w:szCs w:val="21"/>
               </w:rPr>
-              <w:t>Единый казначейский счет: 40102810745370000024</w:t>
+              <w:t>Единый казначейский счет: {customer_eks}</w:t>
             </w:r>
           </w:p>
           <w:p>
@@ -2128,7 +2140,7 @@
                 <w:sz w:val="21"/>
                 <w:szCs w:val="21"/>
               </w:rPr>
-              <w:t>Казначейский счет: 03215643000000013200</w:t>
+              <w:t>Казначейский счет: {customer_ks}</w:t>
             </w:r>
           </w:p>
           <w:p>
@@ -2149,7 +2161,7 @@
                 <w:sz w:val="21"/>
                 <w:szCs w:val="21"/>
               </w:rPr>
-              <w:t>БИК 012202102</w:t>
+              <w:t>БИК {customer_bik}</w:t>
             </w:r>
           </w:p>
           <w:p>
@@ -2170,7 +2182,7 @@
                 <w:sz w:val="21"/>
                 <w:szCs w:val="21"/>
               </w:rPr>
-              <w:t>Лицевой счет 711X7200001</w:t>
+              <w:t>Лицевой счет {customer_personal_account}</w:t>
             </w:r>
           </w:p>
         </w:tc>
@@ -2285,7 +2297,7 @@
                 <w:sz w:val="21"/>
                 <w:szCs w:val="21"/>
               </w:rPr>
-              <w:t xml:space="preserve">Проректор по ИПП СПбГУПТД</w:t>
+              <w:t xml:space="preserve">{customer_signatory_position_short}</w:t>
             </w:r>
           </w:p>
           <w:p>
@@ -2330,7 +2342,7 @@
                 <w:sz w:val="21"/>
                 <w:szCs w:val="21"/>
               </w:rPr>
-              <w:t xml:space="preserve"> А.А. Коробовцева/</w:t>
+              <w:t xml:space="preserve"> {customer_signatory_initials}/</w:t>
             </w:r>
           </w:p>
         </w:tc>
@@ -3198,7 +3210,7 @@
                 <w:sz w:val="21"/>
                 <w:szCs w:val="21"/>
               </w:rPr>
-              <w:t xml:space="preserve">А.А. Коробовцева</w:t>
+              <w:t xml:space="preserve">{customer_signatory_initials}</w:t>
             </w:r>
           </w:p>
           <w:p>
@@ -3688,7 +3700,7 @@
                 <w:sz w:val="21"/>
                 <w:szCs w:val="21"/>
               </w:rPr>
-              <w:t>Эксперт</w:t>
+              <w:t>{#specialists2}{specialist_type}</w:t>
             </w:r>
           </w:p>
         </w:tc>
@@ -3698,359 +3710,12 @@
           </w:tcPr>
           <w:p>
             <w:pPr>
-              <w:pStyle w:val="11"/>
-              <w:spacing w:line="240" w:lineRule="auto"/>
-              <w:jc w:val="left"/>
-              <w:rPr>
-                <w:rFonts w:ascii="Times New Roman" w:hAnsi="Times New Roman" w:cs="Times New Roman"/>
-                <w:sz w:val="21"/>
-                <w:szCs w:val="21"/>
-              </w:rPr>
-            </w:pPr>
-            <w:r>
-              <w:rPr>
-                <w:rFonts w:ascii="Times New Roman" w:hAnsi="Times New Roman" w:cs="Times New Roman"/>
-                <w:sz w:val="21"/>
-                <w:szCs w:val="21"/>
-              </w:rPr>
-              <w:t xml:space="preserve">Проведение образовательных мастер-классов по темам: </w:t>
-            </w:r>
-          </w:p>
-          <w:p>
-            <w:pPr>
-              <w:pStyle w:val="11"/>
-              <w:jc w:val="left"/>
-              <w:rPr>
-                <w:rFonts w:ascii="Times New Roman" w:hAnsi="Times New Roman" w:cs="Times New Roman"/>
-                <w:sz w:val="21"/>
-                <w:szCs w:val="21"/>
-              </w:rPr>
-            </w:pPr>
-            <w:r>
-              <w:rPr>
-                <w:rFonts w:ascii="Times New Roman" w:hAnsi="Times New Roman" w:cs="Times New Roman"/>
-                <w:sz w:val="21"/>
-                <w:szCs w:val="21"/>
-              </w:rPr>
-              <w:t>1. Бренд-стратегия;</w:t>
-            </w:r>
-          </w:p>
-          <w:p>
-            <w:pPr>
-              <w:pStyle w:val="11"/>
-              <w:jc w:val="left"/>
-              <w:rPr>
-                <w:rFonts w:ascii="Times New Roman" w:hAnsi="Times New Roman" w:cs="Times New Roman"/>
-                <w:sz w:val="21"/>
-                <w:szCs w:val="21"/>
-              </w:rPr>
-            </w:pPr>
-            <w:r>
-              <w:rPr>
-                <w:rFonts w:ascii="Times New Roman" w:hAnsi="Times New Roman" w:cs="Times New Roman"/>
-                <w:sz w:val="21"/>
-                <w:szCs w:val="21"/>
-              </w:rPr>
-              <w:t xml:space="preserve">2. Маркетинговая воронка и СММ продвижение;</w:t>
-            </w:r>
-          </w:p>
-          <w:p>
-            <w:pPr>
-              <w:pStyle w:val="11"/>
-              <w:jc w:val="left"/>
-              <w:rPr>
-                <w:rFonts w:ascii="Times New Roman" w:hAnsi="Times New Roman" w:cs="Times New Roman"/>
-                <w:sz w:val="21"/>
-                <w:szCs w:val="21"/>
-              </w:rPr>
-            </w:pPr>
-            <w:r>
-              <w:rPr>
-                <w:rFonts w:ascii="Times New Roman" w:hAnsi="Times New Roman" w:cs="Times New Roman"/>
-                <w:sz w:val="21"/>
-                <w:szCs w:val="21"/>
-              </w:rPr>
-              <w:t xml:space="preserve">3. Как выстроить кадр, свет и композицию;</w:t>
-            </w:r>
-          </w:p>
-          <w:p>
-            <w:pPr>
-              <w:pStyle w:val="11"/>
-              <w:jc w:val="left"/>
-              <w:rPr>
-                <w:rFonts w:ascii="Times New Roman" w:hAnsi="Times New Roman" w:cs="Times New Roman"/>
-                <w:sz w:val="21"/>
-                <w:szCs w:val="21"/>
-              </w:rPr>
-            </w:pPr>
-            <w:r>
-              <w:rPr>
-                <w:rFonts w:ascii="Times New Roman" w:hAnsi="Times New Roman" w:cs="Times New Roman"/>
-                <w:sz w:val="21"/>
-                <w:szCs w:val="21"/>
-              </w:rPr>
-              <w:t>4. Как организовать мероприятие;</w:t>
-            </w:r>
-          </w:p>
-          <w:p>
-            <w:pPr>
-              <w:pStyle w:val="11"/>
-              <w:jc w:val="left"/>
-              <w:rPr>
-                <w:rFonts w:ascii="Times New Roman" w:hAnsi="Times New Roman" w:cs="Times New Roman"/>
-                <w:sz w:val="21"/>
-                <w:szCs w:val="21"/>
-              </w:rPr>
-            </w:pPr>
-            <w:r>
-              <w:rPr>
-                <w:rFonts w:ascii="Times New Roman" w:hAnsi="Times New Roman" w:cs="Times New Roman"/>
-                <w:sz w:val="21"/>
-                <w:szCs w:val="21"/>
-              </w:rPr>
-              <w:t xml:space="preserve">5. Создание лендингов и UX/UI дизайн;</w:t>
-            </w:r>
-          </w:p>
-          <w:p>
-            <w:pPr>
-              <w:pStyle w:val="11"/>
-              <w:jc w:val="left"/>
-              <w:rPr>
-                <w:rFonts w:ascii="Times New Roman" w:hAnsi="Times New Roman" w:cs="Times New Roman"/>
-                <w:sz w:val="21"/>
-                <w:szCs w:val="21"/>
-              </w:rPr>
-            </w:pPr>
-            <w:r>
-              <w:rPr>
-                <w:rFonts w:ascii="Times New Roman" w:hAnsi="Times New Roman" w:cs="Times New Roman"/>
-                <w:sz w:val="21"/>
-                <w:szCs w:val="21"/>
-              </w:rPr>
-              <w:t xml:space="preserve">6. Контент-план и таргетированная реклама;</w:t>
-            </w:r>
-          </w:p>
-          <w:p>
-            <w:pPr>
-              <w:pStyle w:val="11"/>
-              <w:jc w:val="left"/>
-              <w:rPr>
-                <w:rFonts w:ascii="Times New Roman" w:hAnsi="Times New Roman" w:cs="Times New Roman"/>
-                <w:sz w:val="21"/>
-                <w:szCs w:val="21"/>
-              </w:rPr>
-            </w:pPr>
-            <w:r>
-              <w:rPr>
-                <w:rFonts w:ascii="Times New Roman" w:hAnsi="Times New Roman" w:cs="Times New Roman"/>
-                <w:sz w:val="21"/>
-                <w:szCs w:val="21"/>
-              </w:rPr>
-              <w:t xml:space="preserve">7. Типы обработок и цветокоррекции фотографий;</w:t>
-            </w:r>
-          </w:p>
-          <w:p>
-            <w:pPr>
-              <w:pStyle w:val="11"/>
-              <w:jc w:val="left"/>
-              <w:rPr>
-                <w:rFonts w:ascii="Times New Roman" w:hAnsi="Times New Roman" w:cs="Times New Roman"/>
-                <w:sz w:val="21"/>
-                <w:szCs w:val="21"/>
-              </w:rPr>
-            </w:pPr>
-            <w:r>
-              <w:rPr>
-                <w:rFonts w:ascii="Times New Roman" w:hAnsi="Times New Roman" w:cs="Times New Roman"/>
-                <w:sz w:val="21"/>
-                <w:szCs w:val="21"/>
-              </w:rPr>
-              <w:t xml:space="preserve">8. Успешные кейсы ивент-агентства;</w:t>
-            </w:r>
-          </w:p>
-          <w:p>
-            <w:pPr>
-              <w:pStyle w:val="11"/>
-              <w:jc w:val="left"/>
-              <w:rPr>
-                <w:rFonts w:ascii="Times New Roman" w:hAnsi="Times New Roman" w:cs="Times New Roman"/>
-                <w:sz w:val="21"/>
-                <w:szCs w:val="21"/>
-              </w:rPr>
-            </w:pPr>
-            <w:r>
-              <w:rPr>
-                <w:rFonts w:ascii="Times New Roman" w:hAnsi="Times New Roman" w:cs="Times New Roman"/>
-                <w:sz w:val="21"/>
-                <w:szCs w:val="21"/>
-              </w:rPr>
-              <w:t xml:space="preserve">9. Использование искусственного интеллекта в дизайне;</w:t>
-            </w:r>
-          </w:p>
-          <w:p>
-            <w:pPr>
-              <w:pStyle w:val="11"/>
-              <w:jc w:val="left"/>
-              <w:rPr>
-                <w:rFonts w:ascii="Times New Roman" w:hAnsi="Times New Roman" w:cs="Times New Roman"/>
-                <w:sz w:val="21"/>
-                <w:szCs w:val="21"/>
-              </w:rPr>
-            </w:pPr>
-            <w:r>
-              <w:rPr>
-                <w:rFonts w:ascii="Times New Roman" w:hAnsi="Times New Roman" w:cs="Times New Roman"/>
-                <w:sz w:val="21"/>
-                <w:szCs w:val="21"/>
-              </w:rPr>
-              <w:t xml:space="preserve">10. Мобильная съемка и рекламный креатив;</w:t>
-            </w:r>
-          </w:p>
-          <w:p>
-            <w:pPr>
-              <w:pStyle w:val="11"/>
-              <w:jc w:val="left"/>
-              <w:rPr>
-                <w:rFonts w:ascii="Times New Roman" w:hAnsi="Times New Roman" w:cs="Times New Roman"/>
-                <w:sz w:val="21"/>
-                <w:szCs w:val="21"/>
-              </w:rPr>
-            </w:pPr>
-            <w:r>
-              <w:rPr>
-                <w:rFonts w:ascii="Times New Roman" w:hAnsi="Times New Roman" w:cs="Times New Roman"/>
-                <w:sz w:val="21"/>
-                <w:szCs w:val="21"/>
-              </w:rPr>
-              <w:t xml:space="preserve">11. Законы в сфере медиа;</w:t>
-            </w:r>
-          </w:p>
-          <w:p>
-            <w:pPr>
-              <w:pStyle w:val="11"/>
-              <w:jc w:val="left"/>
-              <w:rPr>
-                <w:rFonts w:ascii="Times New Roman" w:hAnsi="Times New Roman" w:cs="Times New Roman"/>
-                <w:sz w:val="21"/>
-                <w:szCs w:val="21"/>
-              </w:rPr>
-            </w:pPr>
-            <w:r>
-              <w:rPr>
-                <w:rFonts w:ascii="Times New Roman" w:hAnsi="Times New Roman" w:cs="Times New Roman"/>
-                <w:sz w:val="21"/>
-                <w:szCs w:val="21"/>
-              </w:rPr>
-              <w:t xml:space="preserve">12. Практика создания мероприятия на примере выставки;</w:t>
-            </w:r>
-          </w:p>
-          <w:p>
-            <w:pPr>
-              <w:pStyle w:val="11"/>
-              <w:jc w:val="left"/>
-              <w:rPr>
-                <w:rFonts w:ascii="Times New Roman" w:hAnsi="Times New Roman" w:cs="Times New Roman"/>
-                <w:sz w:val="21"/>
-                <w:szCs w:val="21"/>
-              </w:rPr>
-            </w:pPr>
-            <w:r>
-              <w:rPr>
-                <w:rFonts w:ascii="Times New Roman" w:hAnsi="Times New Roman" w:cs="Times New Roman"/>
-                <w:sz w:val="21"/>
-                <w:szCs w:val="21"/>
-              </w:rPr>
-              <w:t xml:space="preserve">13. Кейсы создания рекламных креативов, афиш и баннеров;</w:t>
-            </w:r>
-          </w:p>
-          <w:p>
-            <w:pPr>
-              <w:pStyle w:val="11"/>
-              <w:jc w:val="left"/>
-              <w:rPr>
-                <w:rFonts w:ascii="Times New Roman" w:hAnsi="Times New Roman" w:cs="Times New Roman"/>
-                <w:sz w:val="21"/>
-                <w:szCs w:val="21"/>
-              </w:rPr>
-            </w:pPr>
-            <w:r>
-              <w:rPr>
-                <w:rFonts w:ascii="Times New Roman" w:hAnsi="Times New Roman" w:cs="Times New Roman"/>
-                <w:sz w:val="21"/>
-                <w:szCs w:val="21"/>
-              </w:rPr>
-              <w:t xml:space="preserve">14. Внедрение искусственного интеллекта и чат-боты;</w:t>
-            </w:r>
-          </w:p>
-          <w:p>
-            <w:pPr>
-              <w:pStyle w:val="11"/>
-              <w:jc w:val="left"/>
-              <w:rPr>
-                <w:rFonts w:ascii="Times New Roman" w:hAnsi="Times New Roman" w:cs="Times New Roman"/>
-                <w:sz w:val="21"/>
-                <w:szCs w:val="21"/>
-              </w:rPr>
-            </w:pPr>
-            <w:r>
-              <w:rPr>
-                <w:rFonts w:ascii="Times New Roman" w:hAnsi="Times New Roman" w:cs="Times New Roman"/>
-                <w:sz w:val="21"/>
-                <w:szCs w:val="21"/>
-              </w:rPr>
-              <w:t xml:space="preserve">15. Возможности продвижения своих услуг и аккредитация СМИ на мероприятиях;</w:t>
-            </w:r>
-          </w:p>
-          <w:p>
-            <w:pPr>
-              <w:pStyle w:val="11"/>
-              <w:spacing w:line="240" w:lineRule="auto"/>
-              <w:jc w:val="left"/>
-              <w:rPr>
-                <w:rFonts w:ascii="Times New Roman" w:hAnsi="Times New Roman" w:cs="Times New Roman"/>
-                <w:sz w:val="21"/>
-                <w:szCs w:val="21"/>
-              </w:rPr>
-            </w:pPr>
-            <w:r>
-              <w:rPr>
-                <w:rFonts w:ascii="Times New Roman" w:hAnsi="Times New Roman" w:cs="Times New Roman"/>
-                <w:sz w:val="21"/>
-                <w:szCs w:val="21"/>
-              </w:rPr>
-              <w:t xml:space="preserve">16. Создание резюме для ивент агенства.</w:t>
-            </w:r>
-          </w:p>
-          <w:p>
-            <w:pPr>
-              <w:pStyle w:val="11"/>
-              <w:spacing w:line="240" w:lineRule="auto"/>
-              <w:jc w:val="left"/>
-              <w:rPr>
-                <w:rFonts w:ascii="Times New Roman" w:hAnsi="Times New Roman" w:cs="Times New Roman"/>
-                <w:sz w:val="21"/>
-                <w:szCs w:val="21"/>
-              </w:rPr>
-            </w:pPr>
-          </w:p>
-          <w:p>
-            <w:pPr>
-              <w:pStyle w:val="11"/>
-              <w:spacing w:line="240" w:lineRule="auto"/>
-              <w:jc w:val="left"/>
-              <w:rPr>
-                <w:rFonts w:ascii="Times New Roman" w:hAnsi="Times New Roman" w:cs="Times New Roman"/>
-                <w:sz w:val="21"/>
-                <w:szCs w:val="21"/>
-              </w:rPr>
-            </w:pPr>
-            <w:r>
-              <w:rPr>
-                <w:rFonts w:ascii="Times New Roman" w:hAnsi="Times New Roman" w:cs="Times New Roman"/>
-                <w:sz w:val="21"/>
-                <w:szCs w:val="21"/>
-              </w:rPr>
-              <w:t>Продолжительность: 1 час.</w:t>
+              <w:pStyle w:val="Normal"/>
+              <w:rPr/>
+            </w:pPr>
+            <w:r>
+              <w:rPr/>
+              <w:t xml:space="preserve">{specialist_description}</w:t>
             </w:r>
           </w:p>
         </w:tc>
@@ -4074,7 +3739,7 @@
                 <w:sz w:val="21"/>
                 <w:szCs w:val="21"/>
               </w:rPr>
-              <w:t>Человеко-час</w:t>
+              <w:t>{specialist_unit}</w:t>
             </w:r>
           </w:p>
         </w:tc>
@@ -4098,7 +3763,7 @@
                 <w:sz w:val="21"/>
                 <w:szCs w:val="21"/>
               </w:rPr>
-              <w:t>16</w:t>
+              <w:t>{specialist_quantity}</w:t>
             </w:r>
           </w:p>
         </w:tc>
@@ -4124,7 +3789,7 @@
                 <w:szCs w:val="21"/>
                 <w:shd w:val="clear" w:color="auto" w:fill="FFFFFF"/>
               </w:rPr>
-              <w:t>12 000,00</w:t>
+              <w:t>{specialist_unit_price}</w:t>
             </w:r>
           </w:p>
         </w:tc>
@@ -4148,7 +3813,7 @@
                 <w:sz w:val="21"/>
                 <w:szCs w:val="21"/>
               </w:rPr>
-              <w:t>192 000,00</w:t>
+              <w:t>{specialist_line_total}{/specialists2}</w:t>
             </w:r>
           </w:p>
         </w:tc>
@@ -4199,7 +3864,7 @@
                 <w:sz w:val="21"/>
                 <w:szCs w:val="21"/>
               </w:rPr>
-              <w:t>192 000,00</w:t>
+              <w:t>{appendix2_total}</w:t>
             </w:r>
           </w:p>
         </w:tc>
@@ -4472,7 +4137,7 @@
                 <w:sz w:val="21"/>
                 <w:szCs w:val="21"/>
               </w:rPr>
-              <w:t xml:space="preserve">А.А. Коробовцева</w:t>
+              <w:t xml:space="preserve">{customer_signatory_initials}</w:t>
             </w:r>
           </w:p>
           <w:p>
@@ -6133,7 +5798,7 @@
                 <w:sz w:val="21"/>
                 <w:szCs w:val="21"/>
               </w:rPr>
-              <w:t xml:space="preserve">А.А. Коробовцева</w:t>
+              <w:t xml:space="preserve">{customer_signatory_initials}</w:t>
             </w:r>
           </w:p>
           <w:p>
